--- a/tests/fixtures/synthetic/files/blog_post__ai_clean.docx
+++ b/tests/fixtures/synthetic/files/blog_post__ai_clean.docx
@@ -7,7 +7,7 @@
         <w:pStyle w:val="Title"/>
       </w:pPr>
       <w:r>
-        <w:t>Screening pathways for hypertension in underserved populations, Explained</w:t>
+        <w:t>Why workforce pathways into the semiconductor manufacturing sector Matters Now</w:t>
       </w:r>
     </w:p>
     <w:p>
@@ -20,7 +20,7 @@
     </w:p>
     <w:p>
       <w:r>
-        <w:t>What we know about screening pathways for hypertension in underserved populations, and what to watch.</w:t>
+        <w:t>What we know about workforce pathways into the semiconductor manufacturing sector, and what to watch.</w:t>
       </w:r>
     </w:p>
     <w:p>
@@ -33,7 +33,7 @@
     </w:p>
     <w:p>
       <w:r>
-        <w:t>Careful framing guards against overstatement. This piece examines screening pathways for hypertension in underserved populations, a question of growing public interest. Practitioners and policymakers alike have a role to play here.</w:t>
+        <w:t>The evidence base is partial, and important gaps remain. The takeaways are meant to inform, not to prescribe. Careful framing guards against overstatement.</w:t>
       </w:r>
     </w:p>
     <w:p>
@@ -46,7 +46,7 @@
     </w:p>
     <w:p>
       <w:r>
-        <w:t>This piece examines screening pathways for hypertension in underserved populations, a question of growing public interest. Careful framing guards against overstatement. The takeaways are meant to inform, not to prescribe.</w:t>
+        <w:t>The takeaways are meant to inform, not to prescribe. Practitioners and policymakers alike have a role to play here. This piece examines workforce pathways into the semiconductor manufacturing sector, a question of growing public interest.</w:t>
       </w:r>
     </w:p>
     <w:p>
@@ -59,7 +59,7 @@
     </w:p>
     <w:p>
       <w:r>
-        <w:t>Practitioners and policymakers alike have a role to play here.</w:t>
+        <w:t>Recent analysis points toward a tractable path forward.</w:t>
       </w:r>
     </w:p>
     <w:p>
@@ -75,7 +75,7 @@
         <w:pStyle w:val="ListNumber"/>
       </w:pPr>
       <w:r>
-        <w:t>[1] https://doi.org/10.1101/gr.229102</w:t>
+        <w:t>[1] https://doi.org/10.1371/journal.pone.0173664</w:t>
       </w:r>
     </w:p>
     <w:p>
@@ -83,7 +83,7 @@
         <w:pStyle w:val="ListNumber"/>
       </w:pPr>
       <w:r>
-        <w:t>[2] https://doi.org/10.1289/ehp.1104477</w:t>
+        <w:t>[2] https://doi.org/10.1016/j.cell.2016.07.054</w:t>
       </w:r>
     </w:p>
     <w:p>
@@ -91,7 +91,7 @@
         <w:pStyle w:val="ListNumber"/>
       </w:pPr>
       <w:r>
-        <w:t>[3] https://doi.org/10.1038/s41586-020-2649-2</w:t>
+        <w:t>[3] https://doi.org/10.1126/science.1259855</w:t>
       </w:r>
     </w:p>
     <w:p>
@@ -99,7 +99,7 @@
         <w:pStyle w:val="ListNumber"/>
       </w:pPr>
       <w:r>
-        <w:t>[4] https://doi.org/10.1002/anie.201907688</w:t>
+        <w:t>[4] https://doi.org/10.1101/gr.229102</w:t>
       </w:r>
     </w:p>
     <w:p>
@@ -107,7 +107,31 @@
         <w:pStyle w:val="ListNumber"/>
       </w:pPr>
       <w:r>
-        <w:t>[5] https://doi.org/10.1093/nar/gky1055</w:t>
+        <w:t>[5] https://doi.org/10.1056/NEJMoa2034577</w:t>
+      </w:r>
+    </w:p>
+    <w:p>
+      <w:pPr>
+        <w:pStyle w:val="ListNumber"/>
+      </w:pPr>
+      <w:r>
+        <w:t>[6] https://doi.org/10.1038/nature14539</w:t>
+      </w:r>
+    </w:p>
+    <w:p>
+      <w:pPr>
+        <w:pStyle w:val="ListNumber"/>
+      </w:pPr>
+      <w:r>
+        <w:t>[7] https://doi.org/10.1001/jama.2016.9797</w:t>
+      </w:r>
+    </w:p>
+    <w:p>
+      <w:pPr>
+        <w:pStyle w:val="ListNumber"/>
+      </w:pPr>
+      <w:r>
+        <w:t>[8] https://doi.org/10.1371/journal.pone.0173664</w:t>
       </w:r>
     </w:p>
     <w:sectPr>

--- a/tests/fixtures/synthetic/files/blog_post__ai_clean.docx
+++ b/tests/fixtures/synthetic/files/blog_post__ai_clean.docx
@@ -7,7 +7,7 @@
         <w:pStyle w:val="Title"/>
       </w:pPr>
       <w:r>
-        <w:t>Why workforce pathways into the semiconductor manufacturing sector Matters Now</w:t>
+        <w:t>Why behavioral economics of retirement savings among gig workers Matters Now</w:t>
       </w:r>
     </w:p>
     <w:p>
@@ -20,7 +20,7 @@
     </w:p>
     <w:p>
       <w:r>
-        <w:t>What we know about workforce pathways into the semiconductor manufacturing sector, and what to watch.</w:t>
+        <w:t>What we know about behavioral economics of retirement savings among gig workers, and what to watch.</w:t>
       </w:r>
     </w:p>
     <w:p>
@@ -33,7 +33,7 @@
     </w:p>
     <w:p>
       <w:r>
-        <w:t>The evidence base is partial, and important gaps remain. The takeaways are meant to inform, not to prescribe. Careful framing guards against overstatement.</w:t>
+        <w:t>This piece examines behavioral economics of retirement savings among gig workers, a question of growing public interest. Careful framing guards against overstatement. Practitioners and policymakers alike have a role to play here.</w:t>
       </w:r>
     </w:p>
     <w:p>
@@ -46,7 +46,7 @@
     </w:p>
     <w:p>
       <w:r>
-        <w:t>The takeaways are meant to inform, not to prescribe. Practitioners and policymakers alike have a role to play here. This piece examines workforce pathways into the semiconductor manufacturing sector, a question of growing public interest.</w:t>
+        <w:t>The takeaways are meant to inform, not to prescribe. Recent analysis points toward a tractable path forward. The discussion draws on established population methods and current data.</w:t>
       </w:r>
     </w:p>
     <w:p>
@@ -59,7 +59,7 @@
     </w:p>
     <w:p>
       <w:r>
-        <w:t>Recent analysis points toward a tractable path forward.</w:t>
+        <w:t>This piece examines behavioral economics of retirement savings among gig workers, a question of growing public interest.</w:t>
       </w:r>
     </w:p>
     <w:p>
@@ -75,7 +75,7 @@
         <w:pStyle w:val="ListNumber"/>
       </w:pPr>
       <w:r>
-        <w:t>[1] https://doi.org/10.1371/journal.pone.0173664</w:t>
+        <w:t>[1] https://doi.org/10.1021/jacs.9b02765</w:t>
       </w:r>
     </w:p>
     <w:p>
@@ -83,7 +83,7 @@
         <w:pStyle w:val="ListNumber"/>
       </w:pPr>
       <w:r>
-        <w:t>[2] https://doi.org/10.1016/j.cell.2016.07.054</w:t>
+        <w:t>[2] https://doi.org/10.1002/anie.201907688</w:t>
       </w:r>
     </w:p>
     <w:p>
@@ -91,7 +91,7 @@
         <w:pStyle w:val="ListNumber"/>
       </w:pPr>
       <w:r>
-        <w:t>[3] https://doi.org/10.1126/science.1259855</w:t>
+        <w:t>[3] https://doi.org/10.1289/ehp.1104477</w:t>
       </w:r>
     </w:p>
     <w:p>
@@ -99,7 +99,7 @@
         <w:pStyle w:val="ListNumber"/>
       </w:pPr>
       <w:r>
-        <w:t>[4] https://doi.org/10.1101/gr.229102</w:t>
+        <w:t>[4] https://doi.org/10.1056/NEJMoa2034577</w:t>
       </w:r>
     </w:p>
     <w:p>
@@ -107,7 +107,7 @@
         <w:pStyle w:val="ListNumber"/>
       </w:pPr>
       <w:r>
-        <w:t>[5] https://doi.org/10.1056/NEJMoa2034577</w:t>
+        <w:t>[5] https://doi.org/10.1073/pnas.1517384113</w:t>
       </w:r>
     </w:p>
     <w:p>
@@ -115,7 +115,7 @@
         <w:pStyle w:val="ListNumber"/>
       </w:pPr>
       <w:r>
-        <w:t>[6] https://doi.org/10.1038/nature14539</w:t>
+        <w:t>[6] https://doi.org/10.1001/jama.2016.9797</w:t>
       </w:r>
     </w:p>
     <w:p>
@@ -123,7 +123,7 @@
         <w:pStyle w:val="ListNumber"/>
       </w:pPr>
       <w:r>
-        <w:t>[7] https://doi.org/10.1001/jama.2016.9797</w:t>
+        <w:t>[7] https://doi.org/10.1056/NEJMoa2034577</w:t>
       </w:r>
     </w:p>
     <w:p>
@@ -131,7 +131,15 @@
         <w:pStyle w:val="ListNumber"/>
       </w:pPr>
       <w:r>
-        <w:t>[8] https://doi.org/10.1371/journal.pone.0173664</w:t>
+        <w:t>[8] https://doi.org/10.1056/NEJMoa2034577</w:t>
+      </w:r>
+    </w:p>
+    <w:p>
+      <w:pPr>
+        <w:pStyle w:val="ListNumber"/>
+      </w:pPr>
+      <w:r>
+        <w:t>[9] https://doi.org/10.1038/s41586-020-2649-2</w:t>
       </w:r>
     </w:p>
     <w:sectPr>

--- a/tests/fixtures/synthetic/files/blog_post__ai_clean.docx
+++ b/tests/fixtures/synthetic/files/blog_post__ai_clean.docx
@@ -20,7 +20,7 @@
     </w:p>
     <w:p>
       <w:r>
-        <w:t>What we know about behavioral economics of retirement savings among gig workers, and what to watch.</w:t>
+        <w:t>What we know about behavioral economics of retirement savings among gig workers, and what to watch [1] [9].</w:t>
       </w:r>
     </w:p>
     <w:p>
@@ -33,7 +33,7 @@
     </w:p>
     <w:p>
       <w:r>
-        <w:t>This piece examines behavioral economics of retirement savings among gig workers, a question of growing public interest. Careful framing guards against overstatement. Practitioners and policymakers alike have a role to play here.</w:t>
+        <w:t>This piece examines behavioral economics of retirement savings among gig workers, a question of growing public interest [2]. Careful framing guards against overstatement [3]. Practitioners and policymakers alike have a role to play here [4].</w:t>
       </w:r>
     </w:p>
     <w:p>
@@ -46,7 +46,7 @@
     </w:p>
     <w:p>
       <w:r>
-        <w:t>The takeaways are meant to inform, not to prescribe. Recent analysis points toward a tractable path forward. The discussion draws on established population methods and current data.</w:t>
+        <w:t>The takeaways are meant to inform, not to prescribe [5]. Recent analysis points toward a tractable path forward [6]. The discussion draws on established population methods and current data [7].</w:t>
       </w:r>
     </w:p>
     <w:p>
@@ -59,7 +59,12 @@
     </w:p>
     <w:p>
       <w:r>
-        <w:t>This piece examines behavioral economics of retirement savings among gig workers, a question of growing public interest.</w:t>
+        <w:t>This piece examines behavioral economics of retirement savings among gig workers, a question of growing public interest [8].</w:t>
+      </w:r>
+    </w:p>
+    <w:p>
+      <w:r>
+        <w:t>As one source notes, “This proposal addresses the target problem, a problem with substantial significance.” [1]</w:t>
       </w:r>
     </w:p>
     <w:p>
